--- a/АУДИТ_СОУТ/ГОТОВОЕ_Письмо_МИР_заполненное_СОУТ.docx
+++ b/АУДИТ_СОУТ/ГОТОВОЕ_Письмо_МИР_заполненное_СОУТ.docx
@@ -198,7 +198,7 @@
           <w:i w:val="0"/>
           <w:sz w:val="20"/>
         </w:rPr>
-        <w:t>— копия приказа об организации и проведении специальной оценки условий труда (№ 2 от 12.01.2026) и копия действующего штатного расписания прилагаются к настоящему письму отдельными файлами и будут заверены при подписании;</w:t>
+        <w:t>— копия приказа об организации и проведении специальной оценки условий труда (№ 2 от 12.01.2026) и копия действующего штатного расписания (ШР-2026: 44 штатные единицы, действует с 14.01.2026, утверждено приказом № 11) прилагаются к настоящему письму отдельными файлами и будут заверены при подписании;</w:t>
       </w:r>
     </w:p>
     <w:p>
@@ -251,7 +251,7 @@
           <w:i w:val="0"/>
           <w:sz w:val="20"/>
         </w:rPr>
-        <w:t>Сведения, которые могут быть установлены только по месту эксплуатации оборудования (инвентарные номера, год выпуска отдельных единиц техники, категория транспортного средства по СТС, пункт приложения к приказу Минздрава России от 28.01.2021 № 29н по медосмотрам, наличие ГБО, фактические доли времени по отдельным операциям), отмечены пометкой [уточнить] и будут уточнены организацией при подписании бумажного экземпляра и при обеспечении доступа экспертов на рабочие места.</w:t>
+        <w:t>Сведения, которые могут быть установлены только по месту эксплуатации оборудования (инвентарные номера, год выпуска отдельных единиц техники, категория транспортного средства по СТС, пункт приложения к приказу Минздрава России от 28.01.2021 № 29н по медосмотрам, наличие ГБО, фактические доли времени по отдельным операциям), отмечены пометкой [уточнить] и будут уточнены организацией при подписании бумажного экземпляра и при обеспечении доступа экспертов на рабочие места. Перечень рабочих мест (25 работников) составлен по направленному списку на 11.02.2026; расхождения перечня со штатным расписанием (ШР-2026) по численности отдельных профессий организация подтвердит до подписания и при необходимости дополнит перечень.</w:t>
       </w:r>
     </w:p>
     <w:p>
@@ -354,7 +354,7 @@
           <w:i w:val="0"/>
           <w:sz w:val="20"/>
         </w:rPr>
-        <w:t>6. копия штатного расписания (ШР-2026) — на ___ л.</w:t>
+        <w:t>6. копия штатного расписания (ШР-2026, 44 штатные единицы, действует с 14.01.2026) — на ___ л.</w:t>
       </w:r>
     </w:p>
     <w:p>

--- a/АУДИТ_СОУТ/ГОТОВОЕ_Письмо_МИР_заполненное_СОУТ.docx
+++ b/АУДИТ_СОУТ/ГОТОВОЕ_Письмо_МИР_заполненное_СОУТ.docx
@@ -251,7 +251,7 @@
           <w:i w:val="0"/>
           <w:sz w:val="20"/>
         </w:rPr>
-        <w:t>Сведения, которые могут быть установлены только по месту эксплуатации оборудования (инвентарные номера, год выпуска отдельных единиц техники, категория транспортного средства по СТС, пункт приложения к приказу Минздрава России от 28.01.2021 № 29н по медосмотрам, наличие ГБО, фактические доли времени по отдельным операциям), отмечены пометкой [уточнить] и будут уточнены организацией при подписании бумажного экземпляра и при обеспечении доступа экспертов на рабочие места. Перечень рабочих мест (25 работников) составлен по направленному списку на 11.02.2026; расхождения перечня со штатным расписанием (ШР-2026) по численности отдельных профессий организация подтвердит до подписания и при необходимости дополнит перечень.</w:t>
+        <w:t>Сведения заполнены в той части, которая проверяется удаленно. Поля, которые нельзя заполнить без проверки на месте, отмечены пометкой [до подписания] — до подписания эксемпляра организация заполнит по ним именно следующее: категория транспортных средств по СТС (8 ед.), наличие ГБО и вид газа (1 ед.), пункт приложения к приказу Минздрава России от 28.01.2021 № 29н по медосмотрам (14 позиций), наличие контрольно-кассовой техники (2 позиции), наличие средств радиосвязи (3 позиции) и пульта видеонаблюдения (2 позиции), доля времени работы грузчика в зоне прессования (1), ОКПО и ОКАТО организации (2), полные Ф.И.О. двух членов комиссии (2). Всего 35 пометок; полный перечень — в прилагаемом Чек-листе перед отправкой. Прочие справочные данные, не указанные в таблицах (инвентарные номера, год выпуска, модели, наличие тахографа и ГЛОНАСС/GPS, регистрационные знаки Гостехнадзора, состав технических жидкостей и т. п.), организация, проводящая СОУТ, зафиксирует на месте при посещении рабочих мест, к которым организация обеспечит доступ. Перечень рабочих мест (25 работников) составлен по направленному списку на 11.02.2026; расхождения перечня со штатным расписанием (ШР-2026) по численности отдельных профессий организация подтвердит до подписания и при необходимости дополнит перечень.</w:t>
       </w:r>
     </w:p>
     <w:p>
@@ -1109,7 +1109,7 @@
                 <w:i w:val="0"/>
                 <w:sz w:val="20"/>
               </w:rPr>
-              <w:t>27168779 [уточнить по уведомлению Росстата]</w:t>
+              <w:t>27168779 [до подписания]</w:t>
             </w:r>
           </w:p>
         </w:tc>
@@ -1277,7 +1277,7 @@
                 <w:i w:val="0"/>
                 <w:sz w:val="20"/>
               </w:rPr>
-              <w:t>60401000000</w:t>
+              <w:t>60401000000 [до подписания]</w:t>
             </w:r>
           </w:p>
         </w:tc>
@@ -2495,7 +2495,7 @@
                 <w:i w:val="0"/>
                 <w:sz w:val="14"/>
               </w:rPr>
-              <w:t>Персональный компьютер (ноутбук), МФУ формата А4, мобильный телефон (модель, инв. № [уточнить]) — 80% рабочего времени</w:t>
+              <w:t>Персональный компьютер (ноутбук), МФУ формата А4, мобильный телефон — 80% рабочего времени</w:t>
             </w:r>
           </w:p>
         </w:tc>
@@ -3113,7 +3113,7 @@
                 <w:i w:val="0"/>
                 <w:sz w:val="14"/>
               </w:rPr>
-              <w:t>Персональный компьютер, МФУ формата А4 (модель, год выпуска, инв. № [уточнить]), телефонный аппарат — 100% рабочего времени</w:t>
+              <w:t>Персональный компьютер, МФУ формата А4, телефонный аппарат — 100% рабочего времени</w:t>
             </w:r>
           </w:p>
         </w:tc>
@@ -3731,7 +3731,7 @@
                 <w:i w:val="0"/>
                 <w:sz w:val="14"/>
               </w:rPr>
-              <w:t>Персональный компьютер, МФУ формата А4 (модель, год выпуска, инв. № [уточнить]), телефонный аппарат — 100% рабочего времени</w:t>
+              <w:t>Персональный компьютер, МФУ формата А4, телефонный аппарат — 100% рабочего времени</w:t>
             </w:r>
           </w:p>
         </w:tc>
@@ -4349,7 +4349,7 @@
                 <w:i w:val="0"/>
                 <w:sz w:val="14"/>
               </w:rPr>
-              <w:t>Персональный компьютер, МФУ формата А4 (модель, год выпуска, инв. № [уточнить]), телефонный аппарат — 100% рабочего времени</w:t>
+              <w:t>Персональный компьютер, МФУ формата А4, телефонный аппарат — 100% рабочего времени</w:t>
             </w:r>
           </w:p>
         </w:tc>
@@ -4967,7 +4967,7 @@
                 <w:i w:val="0"/>
                 <w:sz w:val="14"/>
               </w:rPr>
-              <w:t>Персональный компьютер, МФУ формата А4 (модель, год выпуска, инв. № [уточнить]), телефонный аппарат — 100% рабочего времени</w:t>
+              <w:t>Персональный компьютер, МФУ формата А4, телефонный аппарат — 100% рабочего времени</w:t>
             </w:r>
           </w:p>
         </w:tc>
@@ -5585,7 +5585,7 @@
                 <w:i w:val="0"/>
                 <w:sz w:val="14"/>
               </w:rPr>
-              <w:t>Персональный компьютер, МФУ формата А4 (модель, год выпуска, инв. № [уточнить]); контрольно-кассовая техника [уточнить: модель, год выпуска, инв. №] — 100% рабочего времени</w:t>
+              <w:t>Персональный компьютер, МФУ формата А4; контрольно-кассовая техника (установлена [до подписания]) — 100% рабочего времени</w:t>
             </w:r>
           </w:p>
         </w:tc>
@@ -5613,7 +5613,7 @@
                 <w:i w:val="0"/>
                 <w:sz w:val="14"/>
               </w:rPr>
-              <w:t>Бумага офисная, канцелярские товары, картриджи, бухгалтерские и кассовые бланки, чековая лента [уточнить при наличии ККТ]</w:t>
+              <w:t>Бумага офисная, канцелярские товары, картриджи, бухгалтерские и кассовые бланки, чековая лента (при наличии ККТ)</w:t>
             </w:r>
           </w:p>
         </w:tc>
@@ -6203,7 +6203,7 @@
                 <w:i w:val="0"/>
                 <w:sz w:val="14"/>
               </w:rPr>
-              <w:t>Персональный компьютер, МФУ формата А4 (модель, год выпуска, инв. № [уточнить]); контрольно-кассовая техника [уточнить: модель, год выпуска, инв. №] — 100% рабочего времени</w:t>
+              <w:t>Персональный компьютер, МФУ формата А4; контрольно-кассовая техника (установлена [до подписания]) — 100% рабочего времени</w:t>
             </w:r>
           </w:p>
         </w:tc>
@@ -6231,7 +6231,7 @@
                 <w:i w:val="0"/>
                 <w:sz w:val="14"/>
               </w:rPr>
-              <w:t>Бумага офисная, канцелярские товары, картриджи, бухгалтерские и кассовые бланки, чековая лента [уточнить при наличии ККТ]</w:t>
+              <w:t>Бумага офисная, канцелярские товары, картриджи, бухгалтерские и кассовые бланки, чековая лента (при наличии ККТ)</w:t>
             </w:r>
           </w:p>
         </w:tc>
@@ -6821,7 +6821,7 @@
                 <w:i w:val="0"/>
                 <w:sz w:val="14"/>
               </w:rPr>
-              <w:t>Персональный компьютер, МФУ формата А4 (модель, год выпуска, инв. № [уточнить]), телефонный аппарат — 100% рабочего времени</w:t>
+              <w:t>Персональный компьютер, МФУ формата А4, телефонный аппарат — 100% рабочего времени</w:t>
             </w:r>
           </w:p>
         </w:tc>
@@ -7439,7 +7439,7 @@
                 <w:i w:val="0"/>
                 <w:sz w:val="14"/>
               </w:rPr>
-              <w:t>Персональный компьютер, МФУ формата А4 (модель, год выпуска, инв. № [уточнить]), гарнитура (наушники с микрофоном), телефонный аппарат, корпоративное программное обеспечение — 90% рабочего времени</w:t>
+              <w:t>Персональный компьютер, МФУ формата А4, гарнитура (наушники с микрофоном), телефонный аппарат, корпоративное программное обеспечение — 90% рабочего времени</w:t>
             </w:r>
           </w:p>
         </w:tc>
@@ -8057,7 +8057,7 @@
                 <w:i w:val="0"/>
                 <w:sz w:val="14"/>
               </w:rPr>
-              <w:t>Персональный компьютер, МФУ формата А4 (модель, год выпуска, инв. № [уточнить]), телефонный аппарат — 100% рабочего времени</w:t>
+              <w:t>Персональный компьютер, МФУ формата А4, телефонный аппарат — 100% рабочего времени</w:t>
             </w:r>
           </w:p>
         </w:tc>
@@ -8675,7 +8675,7 @@
                 <w:i w:val="0"/>
                 <w:sz w:val="14"/>
               </w:rPr>
-              <w:t>Персональный компьютер, МФУ формата А4 (модель, год выпуска, инв. № [уточнить]), сейф для хранения трудовых книжек, телефонный аппарат — 100% рабочего времени</w:t>
+              <w:t>Персональный компьютер, МФУ формата А4, сейф для хранения трудовых книжек, телефонный аппарат — 100% рабочего времени</w:t>
             </w:r>
           </w:p>
         </w:tc>
@@ -9293,7 +9293,7 @@
                 <w:i w:val="0"/>
                 <w:sz w:val="14"/>
               </w:rPr>
-              <w:t>Персональный компьютер и МФУ в административно-бытовом помещении — 50% рабочего времени; средства радиосвязи (портативная рация) [уточнить]; контроль работы производственного и погрузочно-разгрузочного оборудования в зонах сортировки, прессования и отгрузки — 50%</w:t>
+              <w:t>Персональный компьютер и МФУ в административно-бытовом помещении — 50% рабочего времени; средства радиосвязи (портативная рация — установлена [до подписания]); контроль работы производственного и погрузочно-разгрузочного оборудования в зонах сортировки, прессования и отгрузки — 50%</w:t>
             </w:r>
           </w:p>
         </w:tc>
@@ -9713,7 +9713,7 @@
                 <w:i w:val="0"/>
                 <w:sz w:val="14"/>
               </w:rPr>
-              <w:t>[уточнить пункт приказа 29н]</w:t>
+              <w:t>[до подписания: пункт приказа 29н]</w:t>
             </w:r>
           </w:p>
         </w:tc>
@@ -9911,7 +9911,7 @@
                 <w:i w:val="0"/>
                 <w:sz w:val="14"/>
               </w:rPr>
-              <w:t>Грузовой автомобиль DongFeng Z55L, гос. рег. знак Т247КМ761, категория ТС [уточнить по СТС], год выпуска [уточнить], инв. № [уточнить]; тахограф [уточнить]; система спутникового мониторинга ГЛОНАСС/GPS [уточнить]; стяжные ремни для крепления груза — 80% рабочего времени</w:t>
+              <w:t>Грузовой автомобиль DongFeng Z55L, гос. рег. знак Т247КМ761, категория ТС по СТС [до подписания]; стяжные ремни для крепления груза — 80% рабочего времени</w:t>
             </w:r>
           </w:p>
         </w:tc>
@@ -9939,7 +9939,7 @@
                 <w:i w:val="0"/>
                 <w:sz w:val="14"/>
               </w:rPr>
-              <w:t>Дизельное топливо (ДТ), моторные масла, технические жидкости [уточнить состав]</w:t>
+              <w:t>Дизельное топливо (ДТ), моторные масла, технические жидкости</w:t>
             </w:r>
           </w:p>
         </w:tc>
@@ -10331,7 +10331,7 @@
                 <w:i w:val="0"/>
                 <w:sz w:val="14"/>
               </w:rPr>
-              <w:t>[уточнить пункт приказа 29н]</w:t>
+              <w:t>[до подписания: пункт приказа 29н]</w:t>
             </w:r>
           </w:p>
         </w:tc>
@@ -10529,7 +10529,7 @@
                 <w:i w:val="0"/>
                 <w:sz w:val="14"/>
               </w:rPr>
-              <w:t>Грузовой фургон Ford Tranzit, гос. рег. знак Е218КУ761, категория ТС [уточнить по СТС], год выпуска [уточнить], инв. № [уточнить]; тахограф [уточнить]; ГЛОНАСС/GPS [уточнить]; стяжные ремни для крепления груза — 80% рабочего времени</w:t>
+              <w:t>Грузовой фургон Ford Tranzit, гос. рег. знак Е218КУ761, категория ТС по СТС [до подписания]; стяжные ремни для крепления груза — 80% рабочего времени</w:t>
             </w:r>
           </w:p>
         </w:tc>
@@ -10557,7 +10557,7 @@
                 <w:i w:val="0"/>
                 <w:sz w:val="14"/>
               </w:rPr>
-              <w:t>Дизельное топливо (ДТ), моторные масла, технические жидкости [уточнить состав]</w:t>
+              <w:t>Дизельное топливо (ДТ), моторные масла, технические жидкости</w:t>
             </w:r>
           </w:p>
         </w:tc>
@@ -10949,7 +10949,7 @@
                 <w:i w:val="0"/>
                 <w:sz w:val="14"/>
               </w:rPr>
-              <w:t>[уточнить пункт приказа 29н]</w:t>
+              <w:t>[до подписания: пункт приказа 29н]</w:t>
             </w:r>
           </w:p>
         </w:tc>
@@ -11147,7 +11147,7 @@
                 <w:i w:val="0"/>
                 <w:sz w:val="14"/>
               </w:rPr>
-              <w:t>Грузовой фургон Ford Tranzit, гос. рег. знак А661КУ761, категория ТС [уточнить по СТС], год выпуска [уточнить], инв. № [уточнить]; тахограф [уточнить]; ГЛОНАСС/GPS [уточнить]; стяжные ремни для крепления груза — 80% рабочего времени</w:t>
+              <w:t>Грузовой фургон Ford Tranzit, гос. рег. знак А661КУ761, категория ТС по СТС [до подписания]; стяжные ремни для крепления груза — 80% рабочего времени</w:t>
             </w:r>
           </w:p>
         </w:tc>
@@ -11175,7 +11175,7 @@
                 <w:i w:val="0"/>
                 <w:sz w:val="14"/>
               </w:rPr>
-              <w:t>Дизельное топливо (ДТ), моторные масла, технические жидкости [уточнить состав]</w:t>
+              <w:t>Дизельное топливо (ДТ), моторные масла, технические жидкости</w:t>
             </w:r>
           </w:p>
         </w:tc>
@@ -11567,7 +11567,7 @@
                 <w:i w:val="0"/>
                 <w:sz w:val="14"/>
               </w:rPr>
-              <w:t>[уточнить пункт приказа 29н]</w:t>
+              <w:t>[до подписания: пункт приказа 29н]</w:t>
             </w:r>
           </w:p>
         </w:tc>
@@ -11765,7 +11765,7 @@
                 <w:i w:val="0"/>
                 <w:sz w:val="14"/>
               </w:rPr>
-              <w:t>Грузовой автомобиль DongFeng Z55L, гос. рег. знак Е340МА761, категория ТС [уточнить по СТС], год выпуска [уточнить], инв. № [уточнить]; тахограф [уточнить]; ГЛОНАСС/GPS [уточнить]; стяжные ремни для крепления груза — 80% рабочего времени</w:t>
+              <w:t>Грузовой автомобиль DongFeng Z55L, гос. рег. знак Е340МА761, категория ТС по СТС [до подписания]; стяжные ремни для крепления груза — 80% рабочего времени</w:t>
             </w:r>
           </w:p>
         </w:tc>
@@ -11793,7 +11793,7 @@
                 <w:i w:val="0"/>
                 <w:sz w:val="14"/>
               </w:rPr>
-              <w:t>Дизельное топливо (ДТ), моторные масла, технические жидкости [уточнить состав]</w:t>
+              <w:t>Дизельное топливо (ДТ), моторные масла, технические жидкости</w:t>
             </w:r>
           </w:p>
         </w:tc>
@@ -12185,7 +12185,7 @@
                 <w:i w:val="0"/>
                 <w:sz w:val="14"/>
               </w:rPr>
-              <w:t>[уточнить пункт приказа 29н]</w:t>
+              <w:t>[до подписания: пункт приказа 29н]</w:t>
             </w:r>
           </w:p>
         </w:tc>
@@ -12383,7 +12383,7 @@
                 <w:i w:val="0"/>
                 <w:sz w:val="14"/>
               </w:rPr>
-              <w:t>Грузовой автомобиль Газель, гос. рег. знак Н542ВЕ761, категория ТС [уточнить по СТС], год выпуска [уточнить], инв. № [уточнить]; тахограф [уточнить]; ГЛОНАСС/GPS [уточнить]; стяжные ремни для крепления груза — 80% рабочего времени</w:t>
+              <w:t>Грузовой автомобиль Газель, гос. рег. знак Н542ВЕ761, категория ТС по СТС [до подписания]; стяжные ремни для крепления груза — 80% рабочего времени</w:t>
             </w:r>
           </w:p>
         </w:tc>
@@ -12411,7 +12411,7 @@
                 <w:i w:val="0"/>
                 <w:sz w:val="14"/>
               </w:rPr>
-              <w:t>Бензин АИ-92, моторные масла, технические жидкости [уточнить состав]</w:t>
+              <w:t>Бензин АИ-92, моторные масла, технические жидкости</w:t>
             </w:r>
           </w:p>
         </w:tc>
@@ -12803,7 +12803,7 @@
                 <w:i w:val="0"/>
                 <w:sz w:val="14"/>
               </w:rPr>
-              <w:t>[уточнить пункт приказа 29н]</w:t>
+              <w:t>[до подписания: пункт приказа 29н]</w:t>
             </w:r>
           </w:p>
         </w:tc>
@@ -13001,7 +13001,7 @@
                 <w:i w:val="0"/>
                 <w:sz w:val="14"/>
               </w:rPr>
-              <w:t>Грузовой автомобиль DongFeng Z55L, гос. рег. знак Т477МК761, категория ТС [уточнить по СТС], год выпуска [уточнить], инв. № [уточнить]; тахограф [уточнить]; ГЛОНАСС/GPS [уточнить]; стяжные ремни для крепления груза — 80% рабочего времени</w:t>
+              <w:t>Грузовой автомобиль DongFeng Z55L, гос. рег. знак Т477МК761, категория ТС по СТС [до подписания]; стяжные ремни для крепления груза — 80% рабочего времени</w:t>
             </w:r>
           </w:p>
         </w:tc>
@@ -13029,7 +13029,7 @@
                 <w:i w:val="0"/>
                 <w:sz w:val="14"/>
               </w:rPr>
-              <w:t>Дизельное топливо (ДТ), моторные масла, технические жидкости [уточнить состав]</w:t>
+              <w:t>Дизельное топливо (ДТ), моторные масла, технические жидкости</w:t>
             </w:r>
           </w:p>
         </w:tc>
@@ -13421,7 +13421,7 @@
                 <w:i w:val="0"/>
                 <w:sz w:val="14"/>
               </w:rPr>
-              <w:t>[уточнить пункт приказа 29н]</w:t>
+              <w:t>[до подписания: пункт приказа 29н]</w:t>
             </w:r>
           </w:p>
         </w:tc>
@@ -13619,7 +13619,7 @@
                 <w:i w:val="0"/>
                 <w:sz w:val="14"/>
               </w:rPr>
-              <w:t>Грузовой автомобиль Газель, гос. рег. знак Е289АР761, категория ТС [уточнить по СТС], год выпуска [уточнить], инв. № [уточнить]; газобаллонное оборудование (ГБО) [уточнить: установлено ли, вид газа]; тахограф [уточнить]; ГЛОНАСС/GPS [уточнить]; стяжные ремни для крепления груза — 80% рабочего времени</w:t>
+              <w:t>Грузовой автомобиль Газель, гос. рег. знак Е289АР761, категория ТС по СТС [до подписания]; газобаллонное оборудование (ГБО) — установлено ли, вид газа [до подписания]; стяжные ремни для крепления груза — 80% рабочего времени</w:t>
             </w:r>
           </w:p>
         </w:tc>
@@ -13647,7 +13647,7 @@
                 <w:i w:val="0"/>
                 <w:sz w:val="14"/>
               </w:rPr>
-              <w:t>Бензин АИ-92; газ (пропан-бутан/метан) [уточнить при наличии ГБО]; моторные масла, технические жидкости</w:t>
+              <w:t>Бензин АИ-92; газ (пропан-бутан/метан) — при наличии ГБО; моторные масла, технические жидкости</w:t>
             </w:r>
           </w:p>
         </w:tc>
@@ -14039,7 +14039,7 @@
                 <w:i w:val="0"/>
                 <w:sz w:val="14"/>
               </w:rPr>
-              <w:t>[уточнить пункт приказа 29н]</w:t>
+              <w:t>[до подписания: пункт приказа 29н]</w:t>
             </w:r>
           </w:p>
         </w:tc>
@@ -14237,7 +14237,7 @@
                 <w:i w:val="0"/>
                 <w:sz w:val="14"/>
               </w:rPr>
-              <w:t>Грузовой фургон Ford Tranzit, гос. рег. знак К423КО761, категория ТС [уточнить по СТС], год выпуска [уточнить], инв. № [уточнить]; тахограф [уточнить]; ГЛОНАСС/GPS [уточнить]; стяжные ремни для крепления груза — 80% рабочего времени</w:t>
+              <w:t>Грузовой фургон Ford Tranzit, гос. рег. знак К423КО761, категория ТС по СТС [до подписания]; стяжные ремни для крепления груза — 80% рабочего времени</w:t>
             </w:r>
           </w:p>
         </w:tc>
@@ -14265,7 +14265,7 @@
                 <w:i w:val="0"/>
                 <w:sz w:val="14"/>
               </w:rPr>
-              <w:t>Дизельное топливо (ДТ), моторные масла, технические жидкости [уточнить состав]</w:t>
+              <w:t>Дизельное топливо (ДТ), моторные масла, технические жидкости</w:t>
             </w:r>
           </w:p>
         </w:tc>
@@ -14657,7 +14657,7 @@
                 <w:i w:val="0"/>
                 <w:sz w:val="14"/>
               </w:rPr>
-              <w:t>[уточнить пункт приказа 29н]</w:t>
+              <w:t>[до подписания: пункт приказа 29н]</w:t>
             </w:r>
           </w:p>
         </w:tc>
@@ -14855,7 +14855,7 @@
                 <w:i w:val="0"/>
                 <w:sz w:val="14"/>
               </w:rPr>
-              <w:t>Стационарный пульт видеонаблюдения [уточнить: установлен ли], монитор, система контроля и управления доступом (СКУД), средства радиосвязи (портативная рация) [уточнить], телефон для связи с дежурными службами, ручной фонарь — 40% рабочего времени; пеший обход территории — 60%</w:t>
+              <w:t>Стационарный пульт видеонаблюдения (установлен — [до подписания]), монитор, система контроля и управления доступом (СКУД), средства радиосвязи (портативная рация — установлена [до подписания]), телефон для связи с дежурными службами, ручной фонарь — 40% рабочего времени; пеший обход территории — 60%</w:t>
             </w:r>
           </w:p>
         </w:tc>
@@ -15275,7 +15275,7 @@
                 <w:i w:val="0"/>
                 <w:sz w:val="14"/>
               </w:rPr>
-              <w:t>[уточнить пункт приказа 29н]</w:t>
+              <w:t>[до подписания: пункт приказа 29н]</w:t>
             </w:r>
           </w:p>
         </w:tc>
@@ -15473,7 +15473,7 @@
                 <w:i w:val="0"/>
                 <w:sz w:val="14"/>
               </w:rPr>
-              <w:t>Стационарный пульт видеонаблюдения [уточнить], монитор, СКУД, средства радиосвязи [уточнить], телефон для связи с дежурными службами, ручной фонарь — 40% рабочего времени; пеший обход территории — 60%</w:t>
+              <w:t>Стационарный пульт видеонаблюдения (установлен — [до подписания]), монитор, СКУД, средства радиосвязи (установлены — [до подписания]), телефон для связи с дежурными службами, ручной фонарь — 40% рабочего времени; пеший обход территории — 60%</w:t>
             </w:r>
           </w:p>
         </w:tc>
@@ -15893,7 +15893,7 @@
                 <w:i w:val="0"/>
                 <w:sz w:val="14"/>
               </w:rPr>
-              <w:t>[уточнить пункт приказа 29н]</w:t>
+              <w:t>[до подписания: пункт приказа 29н]</w:t>
             </w:r>
           </w:p>
         </w:tc>
@@ -16091,7 +16091,7 @@
                 <w:i w:val="0"/>
                 <w:sz w:val="14"/>
               </w:rPr>
-              <w:t>Ручной слесарный и диагностический инструмент (наборы ключей, головок, съёмников), электроинструмент (угловая шлифмашина, дрель, шлифмашина), компрессор [уточнить: модель, инв. №], домкраты и страховочные подставки, зарядное устройство для АКБ — 80% рабочего времени; сварочный аппарат [уточнить: тип и модель] — эпизодически, для выполнения разовых ремонтных работ (по наряду-допуску)</w:t>
+              <w:t>Ручной слесарный и диагностический инструмент (наборы ключей, головок, съёмников), электроинструмент (угловая шлифмашина, дрель, шлифмашина), компрессор, домкраты и страховочные подставки, зарядное устройство для АКБ — 80% рабочего времени; сварочный аппарат — эпизодически, для выполнения разовых ремонтных работ (по наряду-допуску)</w:t>
             </w:r>
           </w:p>
         </w:tc>
@@ -16119,7 +16119,7 @@
                 <w:i w:val="0"/>
                 <w:sz w:val="14"/>
               </w:rPr>
-              <w:t>Запасные части, дизельное топливо, моторные и трансмиссионные масла, антифриз, смазки, ветошь, абразивные отрезные и шлифовальные круги, электроды [уточнить марку], электролит, дистиллированная вода</w:t>
+              <w:t>Запасные части, дизельное топливо, моторные и трансмиссионные масла, антифриз, смазки, ветошь, абразивные отрезные и шлифовальные круги, электроды, электролит, дистиллированная вода</w:t>
             </w:r>
           </w:p>
         </w:tc>
@@ -16511,7 +16511,7 @@
                 <w:i w:val="0"/>
                 <w:sz w:val="14"/>
               </w:rPr>
-              <w:t>[уточнить пункт приказа 29н]</w:t>
+              <w:t>[до подписания: пункт приказа 29н]</w:t>
             </w:r>
           </w:p>
         </w:tc>
@@ -16709,7 +16709,7 @@
                 <w:i w:val="0"/>
                 <w:sz w:val="14"/>
               </w:rPr>
-              <w:t>Дизельный вилочный погрузчик Heli CPCD 25, обозначение S4S-396828, год выпуска [уточнить по паспорту самоходной машины], регистрационный знак Гостехнадзора [уточнить], инв. № [уточнить] — 100% рабочего времени; ручной гидравлический погрузчик (рохля) — [уточнить: используется ли, %]</w:t>
+              <w:t>Дизельный вилочный погрузчик Heli CPCD 25, обозначение S4S-396828 — 100% рабочего времени; ручной гидравлический погрузчик (рохля)</w:t>
             </w:r>
           </w:p>
         </w:tc>
@@ -17129,7 +17129,7 @@
                 <w:i w:val="0"/>
                 <w:sz w:val="14"/>
               </w:rPr>
-              <w:t>[уточнить пункт приказа 29н]</w:t>
+              <w:t>[до подписания: пункт приказа 29н]</w:t>
             </w:r>
           </w:p>
         </w:tc>
@@ -17327,7 +17327,7 @@
                 <w:i w:val="0"/>
                 <w:sz w:val="14"/>
               </w:rPr>
-              <w:t>Ручной гидравлический погрузчик (рохля), ручной инструмент для увязки и перемещения кип; подача вторичного сырья в загрузочную зону пресса BIZON HP60M и съём готовых кип (инв. № и год выпуска пресса, доля времени в зоне прессования [уточнить]); ручные погрузочно-разгрузочные работы — остальное время</w:t>
+              <w:t>Ручной гидравлический погрузчик (рохля), ручной инструмент для увязки и перемещения кип; подача вторичного сырья в загрузочную зону пресса BIZON HP60M и съём готовых кип (доля времени в зоне прессования [до подписания]); ручные погрузочно-разгрузочные работы — остальное время</w:t>
             </w:r>
           </w:p>
         </w:tc>
@@ -17355,7 +17355,7 @@
                 <w:i w:val="0"/>
                 <w:sz w:val="14"/>
               </w:rPr>
-              <w:t>Макулатура (бумажно-картонные отходы), полимерная плёнка, обвязочная проволока/лента [уточнить тип], вторичные неметаллические отходы</w:t>
+              <w:t>Макулатура (бумажно-картонные отходы), полимерная плёнка, обвязочная проволока/лента, вторичные неметаллические отходы</w:t>
             </w:r>
           </w:p>
         </w:tc>
@@ -17747,7 +17747,7 @@
                 <w:i w:val="0"/>
                 <w:sz w:val="14"/>
               </w:rPr>
-              <w:t>[уточнить пункт приказа 29н]</w:t>
+              <w:t>[до подписания: пункт приказа 29н]</w:t>
             </w:r>
           </w:p>
         </w:tc>
@@ -17792,7 +17792,7 @@
           <w:i/>
           <w:sz w:val="16"/>
         </w:rPr>
-        <w:t>Пометки [уточнить] носят информационный характер и будут закрыты организацией по факту при подписании экземпляра.</w:t>
+        <w:t>Пометка [до подписания] означает, что поле будет заполнено организацией до подписания экземпляра; полный перечень полей для заполнения и источники данных приведены в прилагаемом Чек-листе перед отправкой. Справочные данные, не указанные в таблицах (инвентарные номера, год выпуска, модели, наличие тахографа и ГЛОНАСС/GPS, регистрационные знаки Гостехнадзора, состав технических жидкостей), фиксируются организацией, проводящей СОУТ, на месте при посещении рабочих мест.</w:t>
       </w:r>
     </w:p>
     <w:p>
@@ -19502,7 +19502,7 @@
           <w:i w:val="0"/>
           <w:sz w:val="20"/>
         </w:rPr>
-        <w:t>Руководитель группы документационного сопровождения _________________________ / Спичак Т.В. [уточнить: Ф.И.О. полностью] /</w:t>
+        <w:t>Руководитель группы документационного сопровождения _________________________ / Спичак Т.В. [до подписания: Ф.И.О. полностью] /</w:t>
       </w:r>
     </w:p>
     <w:p>
@@ -19516,7 +19516,7 @@
           <w:i w:val="0"/>
           <w:sz w:val="20"/>
         </w:rPr>
-        <w:t>Специалист по кадрам _________________________ / Максимова Л.В. [уточнить: Ф.И.О. полностью] /</w:t>
+        <w:t>Специалист по кадрам _________________________ / Максимова Л.В. [до подписания: Ф.И.О. полностью] /</w:t>
       </w:r>
     </w:p>
     <w:p>
